--- a/Fase 2/Evidencias Proyecto/Evidencias de documentación/Pethub_Product_Vision_y_Backlog.docx
+++ b/Fase 2/Evidencias Proyecto/Evidencias de documentación/Pethub_Product_Vision_y_Backlog.docx
@@ -35,12 +35,12 @@
     </w:p>
     <w:p>
       <w:pPr>
-        <w:spacing w:after="140"/>
+        <w:spacing w:after="80"/>
       </w:pPr>
       <w:r>
         <w:rPr>
           <w:color w:val="3F5963"/>
-          <w:sz w:val="23"/>
+          <w:sz w:val="22"/>
           <w:szCs w:val="23"/>
         </w:rPr>
         <w:t>Pethub: carnet sanitario digital y red de donantes de sangre para mascotas</w:t>
@@ -103,14 +103,14 @@
           </w:tcPr>
           <w:p>
             <w:pPr>
-              <w:spacing w:line="300" w:lineRule="auto"/>
+              <w:spacing w:line="300" w:lineRule="auto" w:after="60"/>
             </w:pPr>
             <w:r>
               <w:rPr>
                 <w:i/>
                 <w:iCs/>
                 <w:color w:val="12313F"/>
-                <w:sz w:val="23"/>
+                <w:sz w:val="22"/>
                 <w:szCs w:val="23"/>
               </w:rPr>
               <w:t>Que cada tutor de una mascota tenga su información sanitaria en un solo lugar y pueda encontrar, con rapidez y trazabilidad, a un donante voluntario de sangre cuando su mascota lo necesite.</w:t>
@@ -177,13 +177,14 @@
           </w:tcPr>
           <w:p>
             <w:pPr>
-              <w:spacing w:after="30"/>
+              <w:spacing w:after="60"/>
             </w:pPr>
             <w:r>
               <w:rPr>
                 <w:b/>
                 <w:bCs/>
                 <w:color w:val="12313F"/>
+                <w:sz w:val="22"/>
               </w:rPr>
               <w:t>Para</w:t>
             </w:r>
@@ -207,9 +208,12 @@
           </w:tcPr>
           <w:p>
             <w:pPr>
-              <w:spacing w:after="30"/>
-            </w:pPr>
-            <w:r>
+              <w:spacing w:after="60"/>
+            </w:pPr>
+            <w:r>
+              <w:rPr>
+                <w:sz w:val="22"/>
+              </w:rPr>
               <w:t>Tutores de mascotas (foco inicial: perros y gatos) en Chile.</w:t>
             </w:r>
           </w:p>
@@ -241,13 +245,14 @@
           </w:tcPr>
           <w:p>
             <w:pPr>
-              <w:spacing w:after="30"/>
+              <w:spacing w:after="60"/>
             </w:pPr>
             <w:r>
               <w:rPr>
                 <w:b/>
                 <w:bCs/>
                 <w:color w:val="12313F"/>
+                <w:sz w:val="22"/>
               </w:rPr>
               <w:t>Que necesitan</w:t>
             </w:r>
@@ -271,9 +276,12 @@
           </w:tcPr>
           <w:p>
             <w:pPr>
-              <w:spacing w:after="30"/>
-            </w:pPr>
-            <w:r>
+              <w:spacing w:after="60"/>
+            </w:pPr>
+            <w:r>
+              <w:rPr>
+                <w:sz w:val="22"/>
+              </w:rPr>
               <w:t>Mantener ordenada la información sanitaria de su mascota y encontrar un donante de sangre a tiempo ante una urgencia.</w:t>
             </w:r>
           </w:p>
@@ -305,13 +313,14 @@
           </w:tcPr>
           <w:p>
             <w:pPr>
-              <w:spacing w:after="30"/>
+              <w:spacing w:after="60"/>
             </w:pPr>
             <w:r>
               <w:rPr>
                 <w:b/>
                 <w:bCs/>
                 <w:color w:val="12313F"/>
+                <w:sz w:val="22"/>
               </w:rPr>
               <w:t>Pethub es</w:t>
             </w:r>
@@ -335,10 +344,13 @@
           </w:tcPr>
           <w:p>
             <w:pPr>
-              <w:spacing w:after="30"/>
-            </w:pPr>
-            <w:r>
-              <w:t>una aplicación móvil</w:t>
+              <w:spacing w:after="60"/>
+            </w:pPr>
+            <w:r>
+              <w:rPr>
+                <w:sz w:val="22"/>
+              </w:rPr>
+              <w:t>una plataforma web</w:t>
             </w:r>
           </w:p>
         </w:tc>
@@ -369,13 +381,14 @@
           </w:tcPr>
           <w:p>
             <w:pPr>
-              <w:spacing w:after="30"/>
+              <w:spacing w:after="60"/>
             </w:pPr>
             <w:r>
               <w:rPr>
                 <w:b/>
                 <w:bCs/>
                 <w:color w:val="12313F"/>
+                <w:sz w:val="22"/>
               </w:rPr>
               <w:t>Que</w:t>
             </w:r>
@@ -399,10 +412,13 @@
           </w:tcPr>
           <w:p>
             <w:pPr>
-              <w:spacing w:after="30"/>
-            </w:pPr>
-            <w:r>
-              <w:t>centraliza el carnet sanitario digital (vacunas, tratamientos, documentos y recordatorios), permite registrar mascotas donantes, buscarlas por especie, grupo sanguíneo declarado y comuna, y coordinar el contacto mediante chat.</w:t>
+              <w:spacing w:after="60"/>
+            </w:pPr>
+            <w:r>
+              <w:rPr>
+                <w:sz w:val="22"/>
+              </w:rPr>
+              <w:t>centraliza el carnet sanitario, permite registrar y buscar donantes, publicar solicitudes y consultar avisos. Incorpora una sección educativa prevista; chat y contacto directo por definir.</w:t>
             </w:r>
           </w:p>
         </w:tc>
@@ -433,13 +449,14 @@
           </w:tcPr>
           <w:p>
             <w:pPr>
-              <w:spacing w:after="30"/>
+              <w:spacing w:after="60"/>
             </w:pPr>
             <w:r>
               <w:rPr>
                 <w:b/>
                 <w:bCs/>
                 <w:color w:val="12313F"/>
+                <w:sz w:val="22"/>
               </w:rPr>
               <w:t>A diferencia de</w:t>
             </w:r>
@@ -463,10 +480,13 @@
           </w:tcPr>
           <w:p>
             <w:pPr>
-              <w:spacing w:after="30"/>
-            </w:pPr>
-            <w:r>
-              <w:t>las publicaciones en redes sociales y los contactos personales, que hoy son el único camino y no dejan trazabilidad.</w:t>
+              <w:spacing w:after="60"/>
+            </w:pPr>
+            <w:r>
+              <w:rPr>
+                <w:sz w:val="22"/>
+              </w:rPr>
+              <w:t>la información dispersa en libretas, mensajes y publicaciones, la propuesta organiza datos sanitarios y solicitudes en una misma plataforma.</w:t>
             </w:r>
           </w:p>
         </w:tc>
@@ -497,13 +517,14 @@
           </w:tcPr>
           <w:p>
             <w:pPr>
-              <w:spacing w:after="30"/>
+              <w:spacing w:after="60"/>
             </w:pPr>
             <w:r>
               <w:rPr>
                 <w:b/>
                 <w:bCs/>
                 <w:color w:val="12313F"/>
+                <w:sz w:val="22"/>
               </w:rPr>
               <w:t>Nuestro producto</w:t>
             </w:r>
@@ -527,10 +548,13 @@
           </w:tcPr>
           <w:p>
             <w:pPr>
-              <w:spacing w:after="30"/>
-            </w:pPr>
-            <w:r>
-              <w:t>ofrece un canal formal y organizado entre quien busca y quien ofrece un donante. La app facilita el contacto; la evaluación médica y la aptitud del donante siempre corresponden al veterinario tratante.</w:t>
+              <w:spacing w:after="60"/>
+            </w:pPr>
+            <w:r>
+              <w:rPr>
+                <w:sz w:val="22"/>
+              </w:rPr>
+              <w:t>ofrece un apoyo organizado para consultar información y encontrar posibles donantes. La evaluación médica corresponde siempre al veterinario tratante.</w:t>
             </w:r>
           </w:p>
         </w:tc>
@@ -554,10 +578,13 @@
           <w:ilvl w:val="0"/>
           <w:numId w:val="2"/>
         </w:numPr>
-        <w:spacing w:after="40" w:line="260" w:lineRule="auto"/>
+        <w:spacing w:after="80" w:line="260" w:lineRule="auto"/>
       </w:pPr>
       <w:r>
-        <w:t>La búsqueda de donantes depende de redes sociales y contactos personales, sin un canal formal.</w:t>
+        <w:rPr>
+          <w:sz w:val="22"/>
+        </w:rPr>
+        <w:t>Pethub organiza la búsqueda de donantes que suele realizarse mediante redes sociales y contactos personales.</w:t>
       </w:r>
     </w:p>
     <w:p>
@@ -567,9 +594,12 @@
           <w:ilvl w:val="0"/>
           <w:numId w:val="2"/>
         </w:numPr>
-        <w:spacing w:after="40" w:line="260" w:lineRule="auto"/>
+        <w:spacing w:after="80" w:line="260" w:lineRule="auto"/>
       </w:pPr>
       <w:r>
+        <w:rPr>
+          <w:sz w:val="22"/>
+        </w:rPr>
         <w:t>La información sanitaria de cada mascota queda dispersa entre libretas, mensajes y la memoria del tutor.</w:t>
       </w:r>
     </w:p>
@@ -580,10 +610,13 @@
           <w:ilvl w:val="0"/>
           <w:numId w:val="2"/>
         </w:numPr>
-        <w:spacing w:after="40" w:line="260" w:lineRule="auto"/>
+        <w:spacing w:after="80" w:line="260" w:lineRule="auto"/>
       </w:pPr>
       <w:r>
-        <w:t>No existe trazabilidad del contacto entre quien necesita un donante y quien se ofrece.</w:t>
+        <w:rPr>
+          <w:sz w:val="22"/>
+        </w:rPr>
+        <w:t>El mecanismo de contacto directo entre tutores todavía requiere definición.</w:t>
       </w:r>
     </w:p>
     <w:p>
@@ -593,10 +626,13 @@
           <w:ilvl w:val="0"/>
           <w:numId w:val="2"/>
         </w:numPr>
-        <w:spacing w:after="40" w:line="260" w:lineRule="auto"/>
+        <w:spacing w:after="80" w:line="260" w:lineRule="auto"/>
       </w:pPr>
       <w:r>
-        <w:t>Los recordatorios de cuidados básicos, como las vacunas, dependen de la memoria del tutor.</w:t>
+        <w:rPr>
+          <w:sz w:val="22"/>
+        </w:rPr>
+        <w:t>Los recordatorios de vacunas se consultan dentro de la plataforma.</w:t>
       </w:r>
     </w:p>
     <w:p>
@@ -617,9 +653,12 @@
           <w:ilvl w:val="0"/>
           <w:numId w:val="2"/>
         </w:numPr>
-        <w:spacing w:after="40" w:line="260" w:lineRule="auto"/>
+        <w:spacing w:after="80" w:line="260" w:lineRule="auto"/>
       </w:pPr>
       <w:r>
+        <w:rPr>
+          <w:sz w:val="22"/>
+        </w:rPr>
         <w:t>Diseñar el carnet sanitario digital y sus documentos asociados.</w:t>
       </w:r>
     </w:p>
@@ -630,9 +669,12 @@
           <w:ilvl w:val="0"/>
           <w:numId w:val="2"/>
         </w:numPr>
-        <w:spacing w:after="40" w:line="260" w:lineRule="auto"/>
+        <w:spacing w:after="80" w:line="260" w:lineRule="auto"/>
       </w:pPr>
       <w:r>
+        <w:rPr>
+          <w:sz w:val="22"/>
+        </w:rPr>
         <w:t>Registrar donantes voluntarios y permitir su búsqueda por filtros.</w:t>
       </w:r>
     </w:p>
@@ -643,10 +685,13 @@
           <w:ilvl w:val="0"/>
           <w:numId w:val="2"/>
         </w:numPr>
-        <w:spacing w:after="40" w:line="260" w:lineRule="auto"/>
+        <w:spacing w:after="80" w:line="260" w:lineRule="auto"/>
       </w:pPr>
       <w:r>
-        <w:t>Gestionar solicitudes, chat y notificaciones urgentes.</w:t>
+        <w:rPr>
+          <w:sz w:val="22"/>
+        </w:rPr>
+        <w:t>Gestionar solicitudes de sangre y avisos internos; contacto directo y chat por definir.</w:t>
       </w:r>
     </w:p>
     <w:p>
@@ -656,10 +701,13 @@
           <w:ilvl w:val="0"/>
           <w:numId w:val="2"/>
         </w:numPr>
-        <w:spacing w:after="40" w:line="260" w:lineRule="auto"/>
+        <w:spacing w:after="80" w:line="260" w:lineRule="auto"/>
       </w:pPr>
       <w:r>
-        <w:t>Incorporar un foro comunitario con moderación básica.</w:t>
+        <w:rPr>
+          <w:sz w:val="22"/>
+        </w:rPr>
+        <w:t>Incorporar una sección educativa para tutores en reemplazo del foro.</w:t>
       </w:r>
     </w:p>
     <w:p>
@@ -669,15 +717,19 @@
           <w:ilvl w:val="0"/>
           <w:numId w:val="2"/>
         </w:numPr>
-        <w:spacing w:after="40" w:line="260" w:lineRule="auto"/>
+        <w:spacing w:after="80" w:line="260" w:lineRule="auto"/>
       </w:pPr>
       <w:r>
-        <w:t>Validar la usabilidad de la aplicación con cuidadores y/o veterinarios.</w:t>
+        <w:rPr>
+          <w:sz w:val="22"/>
+        </w:rPr>
+        <w:t>Validar la usabilidad de la web con cuidadores y/o veterinarios.</w:t>
       </w:r>
     </w:p>
     <w:p>
       <w:pPr>
         <w:pStyle w:val="Ttulo2"/>
+        <w:keepNext/>
         <w:pBdr>
           <w:bottom w:val="single" w:sz="6" w:space="2" w:color="E8A33D"/>
         </w:pBdr>
@@ -688,24 +740,31 @@
     </w:p>
     <w:p>
       <w:pPr>
-        <w:spacing w:after="100" w:line="276" w:lineRule="auto"/>
+        <w:spacing w:after="80" w:line="276" w:lineRule="auto"/>
       </w:pPr>
       <w:r>
-        <w:t>Para mantener la visión realista, Pethub deja fuera de su alcance: validar la aptitud médica desde la app, garantizar compatibilidad o disponibilidad de donantes, verificar certificados automáticamente, GPS preciso e integración con clínicas, y moderación avanzada o sistema de reputación. La ubicación se registra por comuna, no por geolocalización precisa.</w:t>
+        <w:rPr>
+          <w:sz w:val="22"/>
+        </w:rPr>
+        <w:t>Se excluyen foro, comentarios, búsqueda de publicaciones y aplicación nativa. La plataforma no certifica aptitud médica ni garantiza donantes. Chat, correo y módulos nuevos de la práctica siguen por definir. La ubicación se registra por comuna, sin GPS preciso.</w:t>
       </w:r>
     </w:p>
     <w:p>
       <w:pPr>
-        <w:spacing w:after="100" w:line="276" w:lineRule="auto"/>
+        <w:spacing w:after="80" w:line="276" w:lineRule="auto"/>
       </w:pPr>
       <w:r>
         <w:rPr>
           <w:b/>
           <w:bCs/>
+          <w:sz w:val="22"/>
         </w:rPr>
         <w:t xml:space="preserve">Equipo: </w:t>
       </w:r>
       <w:r>
+        <w:rPr>
+          <w:sz w:val="22"/>
+        </w:rPr>
         <w:t>Evelyn Barrera Guevara (backend y base de datos) y Paulina Escudero Díaz (frontend y UX). Metodología Scrum, 5 sprints de 2 semanas.</w:t>
       </w:r>
     </w:p>
@@ -762,7 +821,7 @@
           <w:sz w:val="23"/>
           <w:szCs w:val="23"/>
         </w:rPr>
-        <w:t>Pethub: 17 historias de usuario, 27 requisitos funcionales, 5 sprints</w:t>
+        <w:t>Pethub web: historias vigentes, referencias retiradas y decisiones pendientes</w:t>
       </w:r>
     </w:p>
     <w:p>
@@ -2823,7 +2882,7 @@
                 <w:sz w:val="19"/>
                 <w:szCs w:val="19"/>
               </w:rPr>
-              <w:t>En curso</w:t>
+              <w:t>Hecho</w:t>
             </w:r>
           </w:p>
         </w:tc>
@@ -3046,7 +3105,7 @@
                 <w:sz w:val="19"/>
                 <w:szCs w:val="19"/>
               </w:rPr>
-              <w:t>En curso</w:t>
+              <w:t>Hecho</w:t>
             </w:r>
           </w:p>
         </w:tc>
@@ -3270,7 +3329,7 @@
                 <w:sz w:val="19"/>
                 <w:szCs w:val="19"/>
               </w:rPr>
-              <w:t>En curso</w:t>
+              <w:t>Hecho</w:t>
             </w:r>
           </w:p>
         </w:tc>
@@ -3372,7 +3431,7 @@
                 <w:sz w:val="19"/>
                 <w:szCs w:val="19"/>
               </w:rPr>
-              <w:t>Como dueño de mascota, quiero recibir una notificación push cuando exista una solicitud compatible con mi mascota donante, para responder rápido ante una emergencia.</w:t>
+              <w:t>Como tutor de una mascota donante, quiero consultar avisos de solicitudes coincidentes dentro de la web, para revisar solicitudes de ayuda.</w:t>
             </w:r>
           </w:p>
         </w:tc>
@@ -3430,7 +3489,7 @@
                 <w:sz w:val="19"/>
                 <w:szCs w:val="19"/>
               </w:rPr>
-              <w:t>RF-15, RF-16</w:t>
+              <w:t>RF-16</w:t>
             </w:r>
           </w:p>
         </w:tc>
@@ -3493,7 +3552,7 @@
                 <w:sz w:val="19"/>
                 <w:szCs w:val="19"/>
               </w:rPr>
-              <w:t>Planificado</w:t>
+              <w:t>Hecho: avisos internos; disponibilidad RF-15 por definir</w:t>
             </w:r>
           </w:p>
         </w:tc>
@@ -3682,7 +3741,7 @@
                 <w:sz w:val="19"/>
                 <w:szCs w:val="19"/>
               </w:rPr>
-              <w:t>Sprint 4 · 19-10 al 30-10</w:t>
+              <w:t>Sin fecha comprometida</w:t>
             </w:r>
           </w:p>
         </w:tc>
@@ -3716,7 +3775,7 @@
                 <w:sz w:val="19"/>
                 <w:szCs w:val="19"/>
               </w:rPr>
-              <w:t>Planificado</w:t>
+              <w:t>Por definir</w:t>
             </w:r>
           </w:p>
         </w:tc>
@@ -4128,7 +4187,7 @@
                 <w:sz w:val="19"/>
                 <w:szCs w:val="19"/>
               </w:rPr>
-              <w:t>Sprint 5 · 02-11 al 13-11</w:t>
+              <w:t>Sin fecha comprometida</w:t>
             </w:r>
           </w:p>
         </w:tc>
@@ -4162,7 +4221,7 @@
                 <w:sz w:val="19"/>
                 <w:szCs w:val="19"/>
               </w:rPr>
-              <w:t>Planificado</w:t>
+              <w:t>Por definir</w:t>
             </w:r>
           </w:p>
         </w:tc>
@@ -4351,7 +4410,7 @@
                 <w:sz w:val="19"/>
                 <w:szCs w:val="19"/>
               </w:rPr>
-              <w:t>Sprint 5 · 02-11 al 13-11</w:t>
+              <w:t>Fuera de planificación vigente</w:t>
             </w:r>
           </w:p>
         </w:tc>
@@ -4385,7 +4444,7 @@
                 <w:sz w:val="19"/>
                 <w:szCs w:val="19"/>
               </w:rPr>
-              <w:t>Planificado</w:t>
+              <w:t>Retirado: reemplazado por sección educativa</w:t>
             </w:r>
           </w:p>
         </w:tc>
@@ -4574,7 +4633,7 @@
                 <w:sz w:val="19"/>
                 <w:szCs w:val="19"/>
               </w:rPr>
-              <w:t>Sprint 5 · 02-11 al 13-11</w:t>
+              <w:t>Fuera de planificación vigente</w:t>
             </w:r>
           </w:p>
         </w:tc>
@@ -4608,7 +4667,7 @@
                 <w:sz w:val="19"/>
                 <w:szCs w:val="19"/>
               </w:rPr>
-              <w:t>Planificado</w:t>
+              <w:t>Retirado: reemplazado por sección educativa</w:t>
             </w:r>
           </w:p>
         </w:tc>
@@ -4797,7 +4856,7 @@
                 <w:sz w:val="19"/>
                 <w:szCs w:val="19"/>
               </w:rPr>
-              <w:t>Sprint 5 · 02-11 al 13-11</w:t>
+              <w:t>Fuera de planificación vigente</w:t>
             </w:r>
           </w:p>
         </w:tc>
@@ -4831,7 +4890,213 @@
                 <w:sz w:val="19"/>
                 <w:szCs w:val="19"/>
               </w:rPr>
-              <w:t>Planificado</w:t>
+              <w:t>Retirado: reemplazado por sección educativa</w:t>
+            </w:r>
+          </w:p>
+        </w:tc>
+      </w:tr>
+      <w:tr>
+        <w:tc>
+          <w:tcPr>
+            <w:tcW w:w="600" w:type="dxa"/>
+            <w:tcBorders>
+              <w:top w:val="single" w:sz="4" w:space="0" w:color="C9D6DA"/>
+              <w:left w:val="single" w:sz="4" w:space="0" w:color="C9D6DA"/>
+              <w:bottom w:val="single" w:sz="4" w:space="0" w:color="C9D6DA"/>
+              <w:right w:val="single" w:sz="4" w:space="0" w:color="C9D6DA"/>
+            </w:tcBorders>
+            <w:tcMar>
+              <w:top w:w="40" w:type="dxa"/>
+              <w:left w:w="100" w:type="dxa"/>
+              <w:bottom w:w="40" w:type="dxa"/>
+              <w:right w:w="100" w:type="dxa"/>
+            </w:tcMar>
+          </w:tcPr>
+          <w:p>
+            <w:pPr>
+              <w:spacing w:after="60"/>
+            </w:pPr>
+            <w:r>
+              <w:rPr>
+                <w:rFonts w:ascii="Calibri" w:hAnsi="Calibri"/>
+                <w:sz w:val="20"/>
+              </w:rPr>
+              <w:t>18</w:t>
+            </w:r>
+          </w:p>
+        </w:tc>
+        <w:tc>
+          <w:tcPr>
+            <w:tcW w:w="1050" w:type="dxa"/>
+            <w:tcBorders>
+              <w:top w:val="single" w:sz="4" w:space="0" w:color="C9D6DA"/>
+              <w:left w:val="single" w:sz="4" w:space="0" w:color="C9D6DA"/>
+              <w:bottom w:val="single" w:sz="4" w:space="0" w:color="C9D6DA"/>
+              <w:right w:val="single" w:sz="4" w:space="0" w:color="C9D6DA"/>
+            </w:tcBorders>
+            <w:tcMar>
+              <w:top w:w="40" w:type="dxa"/>
+              <w:left w:w="100" w:type="dxa"/>
+              <w:bottom w:w="40" w:type="dxa"/>
+              <w:right w:w="100" w:type="dxa"/>
+            </w:tcMar>
+          </w:tcPr>
+          <w:p>
+            <w:pPr>
+              <w:spacing w:after="60"/>
+            </w:pPr>
+            <w:r>
+              <w:rPr>
+                <w:rFonts w:ascii="Calibri" w:hAnsi="Calibri"/>
+                <w:sz w:val="20"/>
+              </w:rPr>
+              <w:t>S5-HU18</w:t>
+            </w:r>
+          </w:p>
+        </w:tc>
+        <w:tc>
+          <w:tcPr>
+            <w:tcW w:w="4790" w:type="dxa"/>
+            <w:tcBorders>
+              <w:top w:val="single" w:sz="4" w:space="0" w:color="C9D6DA"/>
+              <w:left w:val="single" w:sz="4" w:space="0" w:color="C9D6DA"/>
+              <w:bottom w:val="single" w:sz="4" w:space="0" w:color="C9D6DA"/>
+              <w:right w:val="single" w:sz="4" w:space="0" w:color="C9D6DA"/>
+            </w:tcBorders>
+            <w:tcMar>
+              <w:top w:w="40" w:type="dxa"/>
+              <w:left w:w="100" w:type="dxa"/>
+              <w:bottom w:w="40" w:type="dxa"/>
+              <w:right w:w="100" w:type="dxa"/>
+            </w:tcMar>
+          </w:tcPr>
+          <w:p>
+            <w:pPr>
+              <w:spacing w:after="60"/>
+            </w:pPr>
+            <w:r>
+              <w:rPr>
+                <w:rFonts w:ascii="Calibri" w:hAnsi="Calibri"/>
+                <w:sz w:val="20"/>
+              </w:rPr>
+              <w:t>Como tutor, quiero consultar contenido educativo dentro de la web, para acceder a información organizada sobre el cuidado de mascotas.</w:t>
+            </w:r>
+          </w:p>
+        </w:tc>
+        <w:tc>
+          <w:tcPr>
+            <w:tcW w:w="1900" w:type="dxa"/>
+            <w:tcBorders>
+              <w:top w:val="single" w:sz="4" w:space="0" w:color="C9D6DA"/>
+              <w:left w:val="single" w:sz="4" w:space="0" w:color="C9D6DA"/>
+              <w:bottom w:val="single" w:sz="4" w:space="0" w:color="C9D6DA"/>
+              <w:right w:val="single" w:sz="4" w:space="0" w:color="C9D6DA"/>
+            </w:tcBorders>
+            <w:tcMar>
+              <w:top w:w="40" w:type="dxa"/>
+              <w:left w:w="100" w:type="dxa"/>
+              <w:bottom w:w="40" w:type="dxa"/>
+              <w:right w:w="100" w:type="dxa"/>
+            </w:tcMar>
+          </w:tcPr>
+          <w:p>
+            <w:pPr>
+              <w:spacing w:after="60"/>
+            </w:pPr>
+            <w:r>
+              <w:rPr>
+                <w:rFonts w:ascii="Calibri" w:hAnsi="Calibri"/>
+                <w:sz w:val="20"/>
+              </w:rPr>
+              <w:t>Educación para tutores</w:t>
+            </w:r>
+          </w:p>
+        </w:tc>
+        <w:tc>
+          <w:tcPr>
+            <w:tcW w:w="1400" w:type="dxa"/>
+            <w:tcBorders>
+              <w:top w:val="single" w:sz="4" w:space="0" w:color="C9D6DA"/>
+              <w:left w:val="single" w:sz="4" w:space="0" w:color="C9D6DA"/>
+              <w:bottom w:val="single" w:sz="4" w:space="0" w:color="C9D6DA"/>
+              <w:right w:val="single" w:sz="4" w:space="0" w:color="C9D6DA"/>
+            </w:tcBorders>
+            <w:tcMar>
+              <w:top w:w="40" w:type="dxa"/>
+              <w:left w:w="100" w:type="dxa"/>
+              <w:bottom w:w="40" w:type="dxa"/>
+              <w:right w:w="100" w:type="dxa"/>
+            </w:tcMar>
+          </w:tcPr>
+          <w:p>
+            <w:pPr>
+              <w:spacing w:after="60"/>
+            </w:pPr>
+            <w:r>
+              <w:rPr>
+                <w:rFonts w:ascii="Calibri" w:hAnsi="Calibri"/>
+                <w:sz w:val="20"/>
+              </w:rPr>
+              <w:t>RF-28</w:t>
+            </w:r>
+          </w:p>
+        </w:tc>
+        <w:tc>
+          <w:tcPr>
+            <w:tcW w:w="2500" w:type="dxa"/>
+            <w:tcBorders>
+              <w:top w:val="single" w:sz="4" w:space="0" w:color="C9D6DA"/>
+              <w:left w:val="single" w:sz="4" w:space="0" w:color="C9D6DA"/>
+              <w:bottom w:val="single" w:sz="4" w:space="0" w:color="C9D6DA"/>
+              <w:right w:val="single" w:sz="4" w:space="0" w:color="C9D6DA"/>
+            </w:tcBorders>
+            <w:tcMar>
+              <w:top w:w="40" w:type="dxa"/>
+              <w:left w:w="100" w:type="dxa"/>
+              <w:bottom w:w="40" w:type="dxa"/>
+              <w:right w:w="100" w:type="dxa"/>
+            </w:tcMar>
+          </w:tcPr>
+          <w:p>
+            <w:pPr>
+              <w:spacing w:after="60"/>
+            </w:pPr>
+            <w:r>
+              <w:rPr>
+                <w:rFonts w:ascii="Calibri" w:hAnsi="Calibri"/>
+                <w:sz w:val="20"/>
+              </w:rPr>
+              <w:t>Ventana tentativa: Sprint 5; por estimar</w:t>
+            </w:r>
+          </w:p>
+        </w:tc>
+        <w:tc>
+          <w:tcPr>
+            <w:tcW w:w="1600" w:type="dxa"/>
+            <w:tcBorders>
+              <w:top w:val="single" w:sz="4" w:space="0" w:color="C9D6DA"/>
+              <w:left w:val="single" w:sz="4" w:space="0" w:color="C9D6DA"/>
+              <w:bottom w:val="single" w:sz="4" w:space="0" w:color="C9D6DA"/>
+              <w:right w:val="single" w:sz="4" w:space="0" w:color="C9D6DA"/>
+            </w:tcBorders>
+            <w:shd w:val="clear" w:color="auto" w:fill="ECEFF1"/>
+            <w:tcMar>
+              <w:top w:w="40" w:type="dxa"/>
+              <w:left w:w="100" w:type="dxa"/>
+              <w:bottom w:w="40" w:type="dxa"/>
+              <w:right w:w="100" w:type="dxa"/>
+            </w:tcMar>
+          </w:tcPr>
+          <w:p>
+            <w:pPr>
+              <w:spacing w:after="60"/>
+            </w:pPr>
+            <w:r>
+              <w:rPr>
+                <w:rFonts w:ascii="Calibri" w:hAnsi="Calibri"/>
+                <w:sz w:val="20"/>
+              </w:rPr>
+              <w:t>Planificado; detalle por validar</w:t>
             </w:r>
           </w:p>
         </w:tc>
@@ -4848,14 +5113,13 @@
           <w:sz w:val="18"/>
           <w:szCs w:val="18"/>
         </w:rPr>
-        <w:t xml:space="preserve">Nota: </w:t>
+        <w:t>El backlog conserva los identificadores originales para mantener trazabilidad. Los cambios acordados el 15-10-2026 se aplican a la entrega web: foro retirado y sección educativa en su reemplazo. La nueva HU18 tiene detalle pendiente de validación y no se declara implementada.</w:t>
       </w:r>
       <w:r>
         <w:rPr>
           <w:sz w:val="18"/>
           <w:szCs w:val="18"/>
         </w:rPr>
-        <w:t>el orden refleja la secuencia de entrega planificada (primero la base de cuentas y mascotas, luego el carnet, después la red de donantes y finalmente contacto y comunidad). Se ajusta en cada Sprint Planning según lo aprendido en el sprint anterior.</w:t>
       </w:r>
     </w:p>
     <w:p>
@@ -5556,7 +5820,7 @@
                 <w:sz w:val="19"/>
                 <w:szCs w:val="19"/>
               </w:rPr>
-              <w:t>En curso</w:t>
+              <w:t>Hecho</w:t>
             </w:r>
           </w:p>
         </w:tc>
@@ -5686,7 +5950,7 @@
                 <w:sz w:val="19"/>
                 <w:szCs w:val="19"/>
               </w:rPr>
-              <w:t>Notificaciones, contacto y aviso veterinario</w:t>
+              <w:t>Avisos internos HU11; HU12 por definir y HU13 por verificar</w:t>
             </w:r>
           </w:p>
         </w:tc>
@@ -5720,7 +5984,7 @@
                 <w:sz w:val="19"/>
                 <w:szCs w:val="19"/>
               </w:rPr>
-              <w:t>Planificado</w:t>
+              <w:t>Parcial: HU11 comprobada</w:t>
             </w:r>
           </w:p>
         </w:tc>
@@ -5822,7 +6086,7 @@
                 <w:sz w:val="19"/>
                 <w:szCs w:val="19"/>
               </w:rPr>
-              <w:t>S5-HU14 a HU17</w:t>
+              <w:t>HU18 educativa; HU14 por definir; HU15–HU17 retiradas</w:t>
             </w:r>
           </w:p>
         </w:tc>
@@ -5851,7 +6115,7 @@
                 <w:sz w:val="19"/>
                 <w:szCs w:val="19"/>
               </w:rPr>
-              <w:t>Chat en tiempo real y comunidad (foro)</w:t>
+              <w:t>Sección educativa: ventana tentativa, pendiente de estimación y validación</w:t>
             </w:r>
           </w:p>
         </w:tc>
@@ -5885,7 +6149,7 @@
                 <w:sz w:val="19"/>
                 <w:szCs w:val="19"/>
               </w:rPr>
-              <w:t>Planificado</w:t>
+              <w:t>No iniciado; alcance detallado pendiente</w:t>
             </w:r>
           </w:p>
         </w:tc>
@@ -5956,10 +6220,28 @@
           <w:b/>
           <w:bCs/>
         </w:rPr>
-        <w:t>Estado:</w:t>
+        <w:t>Estado: Hecho (con evidencia del flujo indicado), Por definir (sin alcance confirmado), Retirado (no exigible), y Planificado (aún no implementado). La aprobación detallada de HU18 sigue pendiente.</w:t>
       </w:r>
+      <w:r/>
+    </w:p>
+    <w:p>
       <w:r>
-        <w:t xml:space="preserve"> Hecho (terminada y probada), En curso (sprint activo) y Planificado (aún no iniciada).</w:t>
+        <w:rPr>
+          <w:rFonts w:ascii="Calibri" w:hAnsi="Calibri"/>
+          <w:b/>
+          <w:sz w:val="22"/>
+        </w:rPr>
+        <w:t>Decisiones pendientes de validación</w:t>
+      </w:r>
+    </w:p>
+    <w:p>
+      <w:r>
+        <w:rPr>
+          <w:rFonts w:ascii="Calibri" w:hAnsi="Calibri"/>
+          <w:b w:val="0"/>
+          <w:sz w:val="22"/>
+        </w:rPr>
+        <w:t>Definir contenidos, fuentes, responsable de validación y criterios de aceptación de HU18. Resolver si se incorpora chat o contacto directo, correo y módulos adicionales de la práctica. Mantener donantes y solicitudes mientras no exista un acuerdo explícito de retiro. No se comprometen funciones ni fechas adicionales por esta actualización.</w:t>
       </w:r>
     </w:p>
     <w:sectPr>
